--- a/public/res/Minutes_Template.docx
+++ b/public/res/Minutes_Template.docx
@@ -1,6 +1,6 @@
 
 <file path=word/document.xml><?xml version="1.0" encoding="utf-8"?>
-<w:document xmlns:wpc="http://schemas.microsoft.com/office/word/2010/wordprocessingCanvas" xmlns:cx="http://schemas.microsoft.com/office/drawing/2014/chartex" xmlns:cx1="http://schemas.microsoft.com/office/drawing/2015/9/8/chartex" xmlns:cx2="http://schemas.microsoft.com/office/drawing/2015/10/21/chartex" xmlns:cx3="http://schemas.microsoft.com/office/drawing/2016/5/9/chartex" xmlns:cx4="http://schemas.microsoft.com/office/drawing/2016/5/10/chartex" xmlns:cx5="http://schemas.microsoft.com/office/drawing/2016/5/11/chartex" xmlns:cx6="http://schemas.microsoft.com/office/drawing/2016/5/12/chartex" xmlns:cx7="http://schemas.microsoft.com/office/drawing/2016/5/13/chartex" xmlns:cx8="http://schemas.microsoft.com/office/drawing/2016/5/14/chartex" xmlns:mc="http://schemas.openxmlformats.org/markup-compatibility/2006" xmlns:aink="http://schemas.microsoft.com/office/drawing/2016/ink" xmlns:am3d="http://schemas.microsoft.com/office/drawing/2017/model3d" xmlns:o="urn:schemas-microsoft-com:office:office" xmlns:oel="http://schemas.microsoft.com/office/2019/extlst" xmlns:r="http://schemas.openxmlformats.org/officeDocument/2006/relationships" xmlns:m="http://schemas.openxmlformats.org/officeDocument/2006/math" xmlns:v="urn:schemas-microsoft-com:vml" xmlns:wp14="http://schemas.microsoft.com/office/word/2010/wordprocessingDrawing" xmlns:wp="http://schemas.openxmlformats.org/drawingml/2006/wordprocessingDrawing" xmlns:w10="urn:schemas-microsoft-com:office:word" xmlns:w="http://schemas.openxmlformats.org/wordprocessingml/2006/main" xmlns:w14="http://schemas.microsoft.com/office/word/2010/wordml" xmlns:w15="http://schemas.microsoft.com/office/word/2012/wordml" xmlns:w16cex="http://schemas.microsoft.com/office/word/2018/wordml/cex" xmlns:w16cid="http://schemas.microsoft.com/office/word/2016/wordml/cid" xmlns:w16="http://schemas.microsoft.com/office/word/2018/wordml" xmlns:w16du="http://schemas.microsoft.com/office/word/2023/wordml/word16du" xmlns:w16sdtdh="http://schemas.microsoft.com/office/word/2020/wordml/sdtdatahash" xmlns:w16sdtfl="http://schemas.microsoft.com/office/word/2024/wordml/sdtformatlock" xmlns:w16se="http://schemas.microsoft.com/office/word/2015/wordml/symex" xmlns:wpg="http://schemas.microsoft.com/office/word/2010/wordprocessingGroup" xmlns:wpi="http://schemas.microsoft.com/office/word/2010/wordprocessingInk" xmlns:wne="http://schemas.microsoft.com/office/word/2006/wordml" xmlns:wps="http://schemas.microsoft.com/office/word/2010/wordprocessingShape" mc:Ignorable="w14 w15 w16se w16cid w16 w16cex w16sdtdh w16sdtfl w16du wp14">
+<w:document xmlns:wpc="http://schemas.microsoft.com/office/word/2010/wordprocessingCanvas" xmlns:cx="http://schemas.microsoft.com/office/drawing/2014/chartex" xmlns:cx1="http://schemas.microsoft.com/office/drawing/2015/9/8/chartex" xmlns:cx2="http://schemas.microsoft.com/office/drawing/2015/10/21/chartex" xmlns:cx3="http://schemas.microsoft.com/office/drawing/2016/5/9/chartex" xmlns:cx4="http://schemas.microsoft.com/office/drawing/2016/5/10/chartex" xmlns:cx5="http://schemas.microsoft.com/office/drawing/2016/5/11/chartex" xmlns:cx6="http://schemas.microsoft.com/office/drawing/2016/5/12/chartex" xmlns:cx7="http://schemas.microsoft.com/office/drawing/2016/5/13/chartex" xmlns:cx8="http://schemas.microsoft.com/office/drawing/2016/5/14/chartex" xmlns:mc="http://schemas.openxmlformats.org/markup-compatibility/2006" xmlns:m="http://schemas.openxmlformats.org/officeDocument/2006/math" xmlns:aink="http://schemas.microsoft.com/office/drawing/2016/ink" xmlns:am3d="http://schemas.microsoft.com/office/drawing/2017/model3d" xmlns:oel="http://schemas.microsoft.com/office/2019/extlst" xmlns:r="http://schemas.openxmlformats.org/officeDocument/2006/relationships" xmlns:wp14="http://schemas.microsoft.com/office/word/2010/wordprocessingDrawing" xmlns:wp="http://schemas.openxmlformats.org/drawingml/2006/wordprocessingDrawing" xmlns:wpg="http://schemas.microsoft.com/office/word/2010/wordprocessingGroup" xmlns:wpi="http://schemas.microsoft.com/office/word/2010/wordprocessingInk" xmlns:wps="http://schemas.microsoft.com/office/word/2010/wordprocessingShape" xmlns:o="urn:schemas-microsoft-com:office:office" xmlns:v="urn:schemas-microsoft-com:vml" xmlns:w10="urn:schemas-microsoft-com:office:word" xmlns:w="http://schemas.openxmlformats.org/wordprocessingml/2006/main" xmlns:w14="http://schemas.microsoft.com/office/word/2010/wordml" xmlns:w15="http://schemas.microsoft.com/office/word/2012/wordml" xmlns:w16cex="http://schemas.microsoft.com/office/word/2018/wordml/cex" xmlns:w16cid="http://schemas.microsoft.com/office/word/2016/wordml/cid" xmlns:w16="http://schemas.microsoft.com/office/word/2018/wordml" xmlns:w16sdtdh="http://schemas.microsoft.com/office/word/2020/wordml/sdtdatahash" xmlns:w16sdtfl="http://schemas.microsoft.com/office/word/2024/wordml/sdtformatlock" xmlns:w16se="http://schemas.microsoft.com/office/word/2015/wordml/symex" xmlns:w16du="http://schemas.microsoft.com/office/word/2023/wordml/word16du" xmlns:wne="http://schemas.microsoft.com/office/word/2006/wordml" mc:Ignorable="w14 w15 w16se w16cid w16 w16cex w16sdtdh w16sdtfl w16du wp14">
   <w:body>
     <w:p>
       <w:pPr>
@@ -14,21 +14,7 @@
         <w:rPr>
           <w:b/>
         </w:rPr>
-        <w:t>(</w:t>
-      </w:r>
-      <w:proofErr w:type="gramStart"/>
-      <w:r>
-        <w:rPr>
-          <w:b/>
-        </w:rPr>
-        <w:t>MOBILE:{</w:t>
-      </w:r>
-      <w:proofErr w:type="gramEnd"/>
-      <w:r>
-        <w:rPr>
-          <w:b/>
-        </w:rPr>
-        <w:t>contact})</w:t>
+        <w:t>(MOBILE:{contact})</w:t>
       </w:r>
     </w:p>
     <w:p>
@@ -428,8 +414,8 @@
         <w:tblLook w:val="04A0" w:firstRow="1" w:lastRow="0" w:firstColumn="1" w:lastColumn="0" w:noHBand="0" w:noVBand="1"/>
       </w:tblPr>
       <w:tblGrid>
-        <w:gridCol w:w="7513"/>
-        <w:gridCol w:w="2547"/>
+        <w:gridCol w:w="7366"/>
+        <w:gridCol w:w="2694"/>
       </w:tblGrid>
       <w:tr>
         <w:trPr>
@@ -437,7 +423,7 @@
         </w:trPr>
         <w:tc>
           <w:tcPr>
-            <w:tcW w:w="7513" w:type="dxa"/>
+            <w:tcW w:w="7366" w:type="dxa"/>
           </w:tcPr>
           <w:p>
             <w:pPr>
@@ -474,7 +460,7 @@
         </w:tc>
         <w:tc>
           <w:tcPr>
-            <w:tcW w:w="2547" w:type="dxa"/>
+            <w:tcW w:w="2694" w:type="dxa"/>
           </w:tcPr>
           <w:p>
             <w:pPr>
@@ -533,7 +519,7 @@
       <w:tr>
         <w:tc>
           <w:tcPr>
-            <w:tcW w:w="7513" w:type="dxa"/>
+            <w:tcW w:w="7366" w:type="dxa"/>
           </w:tcPr>
           <w:p>
             <w:pPr>
@@ -549,7 +535,7 @@
         </w:tc>
         <w:tc>
           <w:tcPr>
-            <w:tcW w:w="2547" w:type="dxa"/>
+            <w:tcW w:w="2694" w:type="dxa"/>
           </w:tcPr>
           <w:p>
             <w:pPr>
@@ -567,7 +553,7 @@
       <w:tr>
         <w:tc>
           <w:tcPr>
-            <w:tcW w:w="7513" w:type="dxa"/>
+            <w:tcW w:w="7366" w:type="dxa"/>
           </w:tcPr>
           <w:p>
             <w:pPr>
@@ -621,13 +607,29 @@
                 <w:sz w:val="29"/>
                 <w:szCs w:val="29"/>
               </w:rPr>
-              <w:t>} Lts Per Min)</w:t>
+              <w:t xml:space="preserve">} </w:t>
+            </w:r>
+            <w:proofErr w:type="spellStart"/>
+            <w:r>
+              <w:rPr>
+                <w:sz w:val="29"/>
+                <w:szCs w:val="29"/>
+              </w:rPr>
+              <w:t>Lts</w:t>
+            </w:r>
+            <w:proofErr w:type="spellEnd"/>
+            <w:r>
+              <w:rPr>
+                <w:sz w:val="29"/>
+                <w:szCs w:val="29"/>
+              </w:rPr>
+              <w:t xml:space="preserve"> Per Min)</w:t>
             </w:r>
           </w:p>
         </w:tc>
         <w:tc>
           <w:tcPr>
-            <w:tcW w:w="2547" w:type="dxa"/>
+            <w:tcW w:w="2694" w:type="dxa"/>
           </w:tcPr>
           <w:p>
             <w:pPr>
@@ -645,7 +647,7 @@
       <w:tr>
         <w:tc>
           <w:tcPr>
-            <w:tcW w:w="7513" w:type="dxa"/>
+            <w:tcW w:w="7366" w:type="dxa"/>
           </w:tcPr>
           <w:p>
             <w:pPr>
@@ -732,13 +734,29 @@
                 <w:sz w:val="29"/>
                 <w:szCs w:val="29"/>
               </w:rPr>
-              <w:t xml:space="preserve"> per Lts.</w:t>
+              <w:t xml:space="preserve"> per </w:t>
+            </w:r>
+            <w:proofErr w:type="spellStart"/>
+            <w:r>
+              <w:rPr>
+                <w:sz w:val="29"/>
+                <w:szCs w:val="29"/>
+              </w:rPr>
+              <w:t>Lts</w:t>
+            </w:r>
+            <w:proofErr w:type="spellEnd"/>
+            <w:r>
+              <w:rPr>
+                <w:sz w:val="29"/>
+                <w:szCs w:val="29"/>
+              </w:rPr>
+              <w:t>.</w:t>
             </w:r>
           </w:p>
         </w:tc>
         <w:tc>
           <w:tcPr>
-            <w:tcW w:w="2547" w:type="dxa"/>
+            <w:tcW w:w="2694" w:type="dxa"/>
           </w:tcPr>
           <w:p>
             <w:pPr>
@@ -756,7 +774,7 @@
       <w:tr>
         <w:tc>
           <w:tcPr>
-            <w:tcW w:w="7513" w:type="dxa"/>
+            <w:tcW w:w="7366" w:type="dxa"/>
           </w:tcPr>
           <w:p>
             <w:pPr>
@@ -867,7 +885,7 @@
         </w:tc>
         <w:tc>
           <w:tcPr>
-            <w:tcW w:w="2547" w:type="dxa"/>
+            <w:tcW w:w="2694" w:type="dxa"/>
           </w:tcPr>
           <w:p>
             <w:pPr>
@@ -880,14 +898,6 @@
                 <w:u w:val="single"/>
               </w:rPr>
             </w:pPr>
-            <w:r>
-              <w:rPr>
-                <w:b/>
-                <w:sz w:val="29"/>
-                <w:szCs w:val="29"/>
-              </w:rPr>
-              <w:t xml:space="preserve">             </w:t>
-            </w:r>
             <w:r>
               <w:rPr>
                 <w:b/>
@@ -910,7 +920,7 @@
       <w:tr>
         <w:tc>
           <w:tcPr>
-            <w:tcW w:w="7513" w:type="dxa"/>
+            <w:tcW w:w="7366" w:type="dxa"/>
           </w:tcPr>
           <w:p>
             <w:pPr>
@@ -926,7 +936,7 @@
         </w:tc>
         <w:tc>
           <w:tcPr>
-            <w:tcW w:w="2547" w:type="dxa"/>
+            <w:tcW w:w="2694" w:type="dxa"/>
           </w:tcPr>
           <w:p>
             <w:pPr>
@@ -944,7 +954,7 @@
       <w:tr>
         <w:tc>
           <w:tcPr>
-            <w:tcW w:w="7513" w:type="dxa"/>
+            <w:tcW w:w="7366" w:type="dxa"/>
           </w:tcPr>
           <w:p>
             <w:pPr>
@@ -969,7 +979,7 @@
         </w:tc>
         <w:tc>
           <w:tcPr>
-            <w:tcW w:w="2547" w:type="dxa"/>
+            <w:tcW w:w="2694" w:type="dxa"/>
           </w:tcPr>
           <w:p>
             <w:pPr>
@@ -1159,7 +1169,7 @@
 </file>
 
 <file path=word/styles.xml><?xml version="1.0" encoding="utf-8"?>
-<w:styles xmlns:mc="http://schemas.openxmlformats.org/markup-compatibility/2006" xmlns:r="http://schemas.openxmlformats.org/officeDocument/2006/relationships" xmlns:w="http://schemas.openxmlformats.org/wordprocessingml/2006/main" xmlns:w14="http://schemas.microsoft.com/office/word/2010/wordml" xmlns:w15="http://schemas.microsoft.com/office/word/2012/wordml" xmlns:w16cex="http://schemas.microsoft.com/office/word/2018/wordml/cex" xmlns:w16cid="http://schemas.microsoft.com/office/word/2016/wordml/cid" xmlns:w16="http://schemas.microsoft.com/office/word/2018/wordml" xmlns:w16du="http://schemas.microsoft.com/office/word/2023/wordml/word16du" xmlns:w16sdtdh="http://schemas.microsoft.com/office/word/2020/wordml/sdtdatahash" xmlns:w16sdtfl="http://schemas.microsoft.com/office/word/2024/wordml/sdtformatlock" xmlns:w16se="http://schemas.microsoft.com/office/word/2015/wordml/symex" mc:Ignorable="w14 w15 w16se w16cid w16 w16cex w16sdtdh w16sdtfl w16du">
+<w:styles xmlns:mc="http://schemas.openxmlformats.org/markup-compatibility/2006" xmlns:r="http://schemas.openxmlformats.org/officeDocument/2006/relationships" xmlns:w="http://schemas.openxmlformats.org/wordprocessingml/2006/main" xmlns:w14="http://schemas.microsoft.com/office/word/2010/wordml" xmlns:w15="http://schemas.microsoft.com/office/word/2012/wordml" xmlns:w16cex="http://schemas.microsoft.com/office/word/2018/wordml/cex" xmlns:w16cid="http://schemas.microsoft.com/office/word/2016/wordml/cid" xmlns:w16="http://schemas.microsoft.com/office/word/2018/wordml" xmlns:w16sdtdh="http://schemas.microsoft.com/office/word/2020/wordml/sdtdatahash" xmlns:w16sdtfl="http://schemas.microsoft.com/office/word/2024/wordml/sdtformatlock" xmlns:w16se="http://schemas.microsoft.com/office/word/2015/wordml/symex" xmlns:w16du="http://schemas.microsoft.com/office/word/2023/wordml/word16du" mc:Ignorable="w14 w15 w16se w16cid w16 w16cex w16sdtdh w16sdtfl w16du">
   <w:docDefaults>
     <w:rPrDefault>
       <w:rPr>
